--- a/task4/용인_데이터센터_조류해석_면접자료.docx
+++ b/task4/용인_데이터센터_조류해석_면접자료.docx
@@ -3622,7 +3622,7 @@
         <w:spacing w:after="120"/>
       </w:pPr>
       <w:r>
-        <w:t xml:space="preserve">부하가 줄면 선로가 만드는 충전 무효전력을 사용할 곳이 없어 전압이 올라갑니다. 74번 청송이 1.052 pu였고, STATCOM으로 1.03 pu를 유지하려면 약 119 Mvar를 흡수해야 했습니다.</w:t>
+        <w:t xml:space="preserve">부하가 줄면 선로가 만드는 충전 무효전력을 사용할 곳이 없어 전압이 올라갑니다. 74번 청송(345 kV)이 1.052 pu였고, STATCOM으로 1.03 pu를 유지하려면 약 119 Mvar를 흡수해야 했습니다. 허용범위는 「전력계통 신뢰도 및 전기품질 유지기준」상 345·765 kV ±5 %, 154 kV ±10 %라서, 청송은 상한 1.05 pu를 넘은 것입니다.</w:t>
       </w:r>
     </w:p>
     <w:p>
@@ -5028,7 +5028,7 @@
         </w:numPr>
         <w:spacing w:after="60"/>
       </w:pPr>
-      <w:hyperlink w:history="1" r:id="rIdwdazwolwzuy4vyb-99hhl">
+      <w:hyperlink w:history="1" r:id="rId0rwqsuk9gl-ng97ldf5z8">
         <w:r>
           <w:rPr>
             <w:rStyle w:val="Hyperlink"/>
@@ -5049,7 +5049,7 @@
         </w:numPr>
         <w:spacing w:after="60"/>
       </w:pPr>
-      <w:hyperlink w:history="1" r:id="rId-fu1-7qlnocgqo1ixh8sl">
+      <w:hyperlink w:history="1" r:id="rIdymxgnbdhzxrlfwdvb5qfl">
         <w:r>
           <w:rPr>
             <w:rStyle w:val="Hyperlink"/>
@@ -5070,7 +5070,7 @@
         </w:numPr>
         <w:spacing w:after="60"/>
       </w:pPr>
-      <w:hyperlink w:history="1" r:id="rIdpyiplvnmkmoko4oke4df8">
+      <w:hyperlink w:history="1" r:id="rIdpe0sfylywvfhys6qanybh">
         <w:r>
           <w:rPr>
             <w:rStyle w:val="Hyperlink"/>
@@ -5094,7 +5094,7 @@
       <w:r>
         <w:t xml:space="preserve">공식 자료: </w:t>
       </w:r>
-      <w:hyperlink w:history="1" r:id="rIdy4ihufo_gvhyadrd4pxk9">
+      <w:hyperlink w:history="1" r:id="rIdzipypsrrvnmz_onlnvmzb">
         <w:r>
           <w:rPr>
             <w:rStyle w:val="Hyperlink"/>
@@ -5105,7 +5105,7 @@
       <w:r>
         <w:t xml:space="preserve">, </w:t>
       </w:r>
-      <w:hyperlink w:history="1" r:id="rIdblu3fpsnuztckzpcrok4c">
+      <w:hyperlink w:history="1" r:id="rIdgklh9oj9naj_rcxhhdq9z">
         <w:r>
           <w:rPr>
             <w:rStyle w:val="Hyperlink"/>
@@ -5116,7 +5116,7 @@
       <w:r>
         <w:t xml:space="preserve">, </w:t>
       </w:r>
-      <w:hyperlink w:history="1" r:id="rIdpwr2liruksnwua68fbmjt">
+      <w:hyperlink w:history="1" r:id="rIdebffj1mop83ybi-vxpqwb">
         <w:r>
           <w:rPr>
             <w:rStyle w:val="Hyperlink"/>
